--- a/output/港大经管上海中心_联合策划服务合作协议_建议稿.docx
+++ b/output/港大经管上海中心_联合策划服务合作协议_建议稿.docx
@@ -42,7 +42,7 @@
           <w:b w:val="0"/>
           <w:sz w:val="22"/>
         </w:rPr>
-        <w:t>外滩·产业课堂  ·  V1.0 建议稿  ·  2026年9月</w:t>
+        <w:t>外滩·出海课堂  ·  V1.1 建议稿  ·  2026年9月</w:t>
       </w:r>
     </w:p>
     <w:p>
@@ -134,7 +134,7 @@
           <w:b w:val="0"/>
           <w:sz w:val="24"/>
         </w:rPr>
-        <w:t>潘嘉琰  招生官（华东 · EMBA）  (86) 180 1860 6086  jyanpan@hku.hk</w:t>
+        <w:t>潘嘉琰  华东华中 EMBA 招生与市场（经管上海中心平台）  (86) 180 1860 6086  jyanpan@hku.hk</w:t>
       </w:r>
     </w:p>
     <w:p>
@@ -163,7 +163,7 @@
           <w:b w:val="0"/>
           <w:sz w:val="24"/>
         </w:rPr>
-        <w:t>鉴于乙方上海中心已启用，需要可持续的产业高管到场机制与符合高级管理人员工商管理学硕士（EMBA）画像的生源组织；鉴于甲方具备上海科技企业、产业议题策划与闭门活动执行能力。双方本着平等自愿、优势互补原则，就「外滩·产业课堂」联合策划及前期服务事宜订立本协议。本协议为建议稿，供乙方院务/法务审核，不构成已生效合同。</w:t>
+        <w:t>鉴于2026年9月3日双方在乙方上海中心交流：乙方明确合作主赛道为企业出海，合作层级应从经管学院维度展开，不限于 EMBA；乙方指定联系人负责华东华中高端教育招生与市场，经管学院层事项需中心主任支持。鉴于甲方具备上海校友与产业活动平台、出海主题活动与定向高管组织能力。双方就「外滩·出海课堂」联合策划及前期服务订立本协议。本协议为建议稿，供乙方院务/法务审核，不构成已生效合同。</w:t>
       </w:r>
     </w:p>
     <w:p>
@@ -193,7 +193,7 @@
           <w:b w:val="0"/>
           <w:sz w:val="24"/>
         </w:rPr>
-        <w:t>1.1 双方联合策划并执行以产业闭门课为载体的招生场景：乙方输出学位品牌、场地与招生流程，甲方输出议题、定向高管邀约与现场统筹。来宾因产业议题到场，会后由乙方招生官跟进，录取权始终在乙方。</w:t>
+        <w:t>1.1 双方联合策划以出海为主题的闭门课与高规格活动场景：乙方输出学位品牌、场地、出海路径与招生流程，甲方输出议题、定向高管邀约、总领事或企业家场组织及现场统筹。来宾因出海议题到场，会后由乙方招生接口跟进，录取权始终在乙方。</w:t>
       </w:r>
     </w:p>
     <w:p>
@@ -208,7 +208,7 @@
           <w:b w:val="0"/>
           <w:sz w:val="24"/>
         </w:rPr>
-        <w:t>1.2 本协议性质为联合策划服务，不是招生代理分成、不是联合办学、不是学位项目合作。任何一方不得对外宣称对方为其从属机构，或暗示存在联合学位、互认学分等安排。</w:t>
+        <w:t>1.2 合作层级按乙方交流口径分为三层：层 A 为 EMBA/高端教育粘性场（本期主交付）；层 B 为邀请乙方上海中心主任出席一次甲方高规格出海活动（含在前期费用内，主任是否出席以其公务为准）；层 C 为出海高管课联合推广、原创谷及海外模块对接（本期仅出备忘，不作为验收）。</w:t>
       </w:r>
     </w:p>
     <w:p>
@@ -223,7 +223,22 @@
           <w:b w:val="0"/>
           <w:sz w:val="24"/>
         </w:rPr>
-        <w:t>1.3 商业结构从简：乙方仅向甲方支付一笔前期联合策划服务费；本协议不约定学费、报名费、留位费分成，也不按录取人头计酬。</w:t>
+        <w:t>1.3 本协议性质为联合策划服务，不是招生代理分成、不是联合办学、不是学位项目合作。任何一方不得对外宣称对方为其从属机构，或暗示存在联合学位、互认学分等安排。</w:t>
+      </w:r>
+    </w:p>
+    <w:p>
+      <w:pPr>
+        <w:spacing w:after="120" w:before="0" w:line="360" w:lineRule="auto"/>
+        <w:ind w:firstLine="420"/>
+        <w:jc w:val="both"/>
+      </w:pPr>
+      <w:r>
+        <w:rPr>
+          <w:rFonts w:ascii="宋体" w:hAnsi="宋体" w:eastAsia="宋体"/>
+          <w:b w:val="0"/>
+          <w:sz w:val="24"/>
+        </w:rPr>
+        <w:t>1.4 商业结构从简：乙方仅向甲方支付一笔前期联合策划服务费；本协议不约定学费、报名费、留位费分成，也不按录取人头计酬。</w:t>
       </w:r>
     </w:p>
     <w:p>
@@ -253,7 +268,7 @@
           <w:b w:val="0"/>
           <w:sz w:val="24"/>
         </w:rPr>
-        <w:t>2.1 合作产品名称为「外滩·产业课堂」，首场举办地点原则上为乙方上海中心（外滩SOHO F栋）。</w:t>
+        <w:t>2.1 合作产品名称为「外滩·出海课堂」，首场举办地点原则上为乙方上海中心（外滩SOHO F栋），主题为企业出海（港股路径、跨境与产业决策），具体题目双方可改，赛道不改。</w:t>
       </w:r>
     </w:p>
     <w:p>
@@ -268,7 +283,7 @@
           <w:b w:val="0"/>
           <w:sz w:val="24"/>
         </w:rPr>
-        <w:t>2.2 本协议服务周期为自生效日起 90 日。甲方在周期内完成联合策划，并落地首场闭门课（规模 30–40 人）。</w:t>
+        <w:t>2.2 本协议服务周期为自生效日起 90 日。甲方在周期内完成联合策划，落地首场出海闭门课（规模 30–40 人），并完成一次对乙方上海中心主任出席甲方高规格出海活动的正式邀约。</w:t>
       </w:r>
     </w:p>
     <w:p>
@@ -298,7 +313,7 @@
           <w:b w:val="0"/>
           <w:sz w:val="24"/>
         </w:rPr>
-        <w:t>（1）90 天联合策划：客群画像、议题日历、邀约话术、转化SOP</w:t>
+        <w:t>（1）90 天出海主题联合策划：客群画像、议题日历、邀约话术、转化SOP</w:t>
       </w:r>
     </w:p>
     <w:p>
@@ -313,7 +328,7 @@
           <w:b w:val="0"/>
           <w:sz w:val="24"/>
         </w:rPr>
-        <w:t>（2）定向高管名单不少于 80 人（科企联及产业圈层，可共管）</w:t>
+        <w:t>（2）定向高管名单不少于 80 人（出海/产业决策者，按 EMBA 门槛初筛，可共管）</w:t>
       </w:r>
     </w:p>
     <w:p>
@@ -328,7 +343,7 @@
           <w:b w:val="0"/>
           <w:sz w:val="24"/>
         </w:rPr>
-        <w:t>（3）首场「外滩·产业课堂」闭门课执行（外滩SOHO，30–40 人）</w:t>
+        <w:t>（3）首场「外滩·出海课堂」闭门课（外滩SOHO，30–40 人，出海主题）</w:t>
       </w:r>
     </w:p>
     <w:p>
@@ -343,7 +358,22 @@
           <w:b w:val="0"/>
           <w:sz w:val="24"/>
         </w:rPr>
-        <w:t>（4）会后 7 日内交付纪要、意向分级名单与招生跟进口径</w:t>
+        <w:t>（4）一次「主任体验」：邀请港大经管学院上海中心主任出席我方高规格出海活动（总领事或企业家场）</w:t>
+      </w:r>
+    </w:p>
+    <w:p>
+      <w:pPr>
+        <w:spacing w:after="120" w:before="0" w:line="360" w:lineRule="auto"/>
+        <w:ind w:firstLine="420"/>
+        <w:jc w:val="both"/>
+      </w:pPr>
+      <w:r>
+        <w:rPr>
+          <w:rFonts w:ascii="宋体" w:hAnsi="宋体" w:eastAsia="宋体"/>
+          <w:b w:val="0"/>
+          <w:sz w:val="24"/>
+        </w:rPr>
+        <w:t>（5）会后 7 日内交付纪要、意向分级名单与招生跟进口径</w:t>
       </w:r>
     </w:p>
     <w:p>
@@ -403,7 +433,7 @@
           <w:b w:val="0"/>
           <w:sz w:val="24"/>
         </w:rPr>
-        <w:t>（3）差旅、礼品、嘉宾课酬、媒体投放等协议外增项（事前书面确认）</w:t>
+        <w:t>（3）本部企业出海高级管理课程的联合招生与分成（可另议推广，资料由对方提供）</w:t>
       </w:r>
     </w:p>
     <w:p>
@@ -418,7 +448,7 @@
           <w:b w:val="0"/>
           <w:sz w:val="24"/>
         </w:rPr>
-        <w:t>（4）港大侧录取、面试、学位授予等学院内部职权</w:t>
+        <w:t>（4）原创谷日常运营、股权投资，以及灰色跨境结算等非正式议题（对外一律不采用）</w:t>
       </w:r>
     </w:p>
     <w:p>
@@ -434,6 +464,36 @@
           <w:sz w:val="24"/>
         </w:rPr>
         <w:t>2.5 首场主题、日期由双方在生效后 7 日内书面确认。建议主题见配套策划方案，乙方有权调整，但不得因此免除前期费用支付义务。</w:t>
+      </w:r>
+    </w:p>
+    <w:p>
+      <w:pPr>
+        <w:spacing w:after="120" w:before="0" w:line="360" w:lineRule="auto"/>
+        <w:ind w:firstLine="420"/>
+        <w:jc w:val="both"/>
+      </w:pPr>
+      <w:r>
+        <w:rPr>
+          <w:rFonts w:ascii="宋体" w:hAnsi="宋体" w:eastAsia="宋体"/>
+          <w:b w:val="0"/>
+          <w:sz w:val="24"/>
+        </w:rPr>
+        <w:t>2.6 主任体验：甲方提供一场已具备总领事、高质量企业家或同等级别嘉宾的出海主题活动，乙方指定联系人负责邀请上海中心主任。主任因公务未能出席的，只要甲方已发出正式书面邀约且活动如期举办，即视为本项交付完成。</w:t>
+      </w:r>
+    </w:p>
+    <w:p>
+      <w:pPr>
+        <w:spacing w:after="120" w:before="0" w:line="360" w:lineRule="auto"/>
+        <w:ind w:firstLine="420"/>
+        <w:jc w:val="both"/>
+      </w:pPr>
+      <w:r>
+        <w:rPr>
+          <w:rFonts w:ascii="宋体" w:hAnsi="宋体" w:eastAsia="宋体"/>
+          <w:b w:val="0"/>
+          <w:sz w:val="24"/>
+        </w:rPr>
+        <w:t>2.7 层 C 事项（本部企业出海高级管理课程联合推广、原创谷、海外模块企业参访）由双方在周期内形成书面备忘，不作为本期验收条件，亦不自动产生费用。</w:t>
       </w:r>
     </w:p>
     <w:p>
@@ -493,7 +553,7 @@
           <w:b w:val="0"/>
           <w:sz w:val="24"/>
         </w:rPr>
-        <w:t>（2）指定师资/校友嘉宾，安排招生官现场主持与一对一</w:t>
+        <w:t>（2）指定师资/校友嘉宾；潘老师现场主持与一对一</w:t>
       </w:r>
     </w:p>
     <w:p>
@@ -508,7 +568,7 @@
           <w:b w:val="0"/>
           <w:sz w:val="24"/>
         </w:rPr>
-        <w:t>（3）负责面试、录取、学位等学院内部流程</w:t>
+        <w:t>（3）协助邀请中心主任出席一次甲方高规格出海活动</w:t>
       </w:r>
     </w:p>
     <w:p>
@@ -523,7 +583,7 @@
           <w:b w:val="0"/>
           <w:sz w:val="24"/>
         </w:rPr>
-        <w:t>（4）指定唯一接口人（建议：潘嘉琰）</w:t>
+        <w:t>（4）面试、录取、学位等学院内部流程；发出海课介绍资料</w:t>
       </w:r>
     </w:p>
     <w:p>
@@ -553,7 +613,7 @@
           <w:b w:val="0"/>
           <w:sz w:val="24"/>
         </w:rPr>
-        <w:t>（1）90 天策划、议题设计、邀约执行与现场统筹</w:t>
+        <w:t>（1）90 天出海策划、议题、邀约与外滩首场统筹</w:t>
       </w:r>
     </w:p>
     <w:p>
@@ -583,7 +643,7 @@
           <w:b w:val="0"/>
           <w:sz w:val="24"/>
         </w:rPr>
-        <w:t>（3）会后纪要、意向分级、协助预约面试窗口</w:t>
+        <w:t>（3）组织一次可供主任体验的高规格出海活动现场</w:t>
       </w:r>
     </w:p>
     <w:p>
@@ -598,7 +658,7 @@
           <w:b w:val="0"/>
           <w:sz w:val="24"/>
         </w:rPr>
-        <w:t>（4）指定运营结算主体开票、收款、对账</w:t>
+        <w:t>（4）会后纪要、意向分级；指定结算主体开票收款</w:t>
       </w:r>
     </w:p>
     <w:p>
@@ -613,7 +673,7 @@
           <w:b w:val="0"/>
           <w:sz w:val="24"/>
         </w:rPr>
-        <w:t>3.3 乙方指定潘嘉琰女士为日常接口人，变更接口人应提前 3 个工作日书面通知。甲方指定项目经理一名，于生效后 3 个工作日内书面告知乙方。</w:t>
+        <w:t>3.3 乙方指定潘嘉琰为日常接口人（华东华中 EMBA 招生与市场），变更接口人应提前 3 个工作日书面通知。甲方指定项目经理一名，于生效后 3 个工作日内书面告知乙方。经管学院层事项（主任出席、品牌授权超出招生口径的）由接口人转呈中心主任，接口人无义务越权承诺。</w:t>
       </w:r>
     </w:p>
     <w:p>
@@ -794,7 +854,7 @@
           <w:b w:val="0"/>
           <w:sz w:val="24"/>
         </w:rPr>
-        <w:t>5.2 首场验收：完成场地布置、签到、议程执行，并在结束后 7 日内提交纪要与 A/B/C 分级名单。到场人数受不可抗力、乙方改期或乙方未按期确认嘉宾影响的，不视为甲方违约。</w:t>
+        <w:t>5.2 首场验收：完成场地布置、签到、出海主题议程执行，并在结束后 7 日内提交纪要与 A/B/C 分级名单。到场人数受不可抗力、乙方改期或乙方未按期确认嘉宾影响的，不视为甲方违约。</w:t>
       </w:r>
     </w:p>
     <w:p>
@@ -809,7 +869,22 @@
           <w:b w:val="0"/>
           <w:sz w:val="24"/>
         </w:rPr>
-        <w:t>5.3 验收关注组织与交付，不将录取人数、学费进账作为验收条件。策划方案所列 KPI 为工作目标，除「提交纪要与分级名单」外，不构成违约条款。</w:t>
+        <w:t>5.3 主任体验验收：以甲方发出的书面邀约（含时间、地点、嘉宾级别说明）及活动签到或现场影像为据。主任未出席不构成甲方违约。</w:t>
+      </w:r>
+    </w:p>
+    <w:p>
+      <w:pPr>
+        <w:spacing w:after="120" w:before="0" w:line="360" w:lineRule="auto"/>
+        <w:ind w:firstLine="420"/>
+        <w:jc w:val="both"/>
+      </w:pPr>
+      <w:r>
+        <w:rPr>
+          <w:rFonts w:ascii="宋体" w:hAnsi="宋体" w:eastAsia="宋体"/>
+          <w:b w:val="0"/>
+          <w:sz w:val="24"/>
+        </w:rPr>
+        <w:t>5.4 验收关注组织与交付，不将录取人数、学费进账、主任是否到场作为违约条件。策划方案所列 KPI 为工作目标，除「提交纪要与分级名单」及「完成主任书面邀约」外，不构成违约条款。</w:t>
       </w:r>
     </w:p>
     <w:p>
@@ -914,7 +989,7 @@
           <w:b w:val="0"/>
           <w:sz w:val="24"/>
         </w:rPr>
-        <w:t>7.2 活动内容应遵守国家教育、广告、外事及港澳相关规定。甲方不代理签证、不承诺海外身份、不使用「保录取」「内部名额」等表述。</w:t>
+        <w:t>7.2 活动内容应遵守国家教育、广告、外事及港澳相关规定。甲方不代理签证、不承诺海外身份、不使用「保录取」「内部名额」等表述。双方不得将违规跨境结算、地下钱庄、逃税或未经许可的虚拟货币业务作为活动主题或对外宣传口径。出海议题限于合法的企业国际化、港股路径、跨境贸易合规与金融基础设施。</w:t>
       </w:r>
     </w:p>
     <w:p>
